--- a/anata/申請/日本映画製作支援事業_劇映画B_申請下書き.docx
+++ b/anata/申請/日本映画製作支援事業_劇映画B_申請下書き.docx
@@ -133,7 +133,7 @@
               <w:rPr>
                 <w:b w:val="0"/>
               </w:rPr>
-              <w:t>令和8年度の第1回募集は2025年10月31日〜11月13日だった。令和9年度の第1回募集も同じ時期（2026年10月末〜11月中旬）にある見込み</w:t>
+              <w:t>令和9年度・第1回募集は、2026年10月3日時点で未発表。過去の第1回は、令和7年度が2024年11月1日〜15日、令和8年度が2025年10月31日〜11月13日。今年も10月中に案内が出て、10月末〜11月中旬に提出の見込み</w:t>
             </w:r>
           </w:p>
         </w:tc>
@@ -174,7 +174,7 @@
               <w:rPr>
                 <w:b w:val="0"/>
               </w:rPr>
-              <w:t>第1回で採択された場合、いつ撮影を始めてよいか（交付内定の前に撮影してよいか）</w:t>
+              <w:t>第1回募集の対象は翌年度（2027年4月1日〜2028年3月31日）に行う活動。単年度助成のほか、2か年助成もある。交付内定の前に撮影してよいか</w:t>
             </w:r>
           </w:p>
         </w:tc>
